--- a/Internship_Submission/Project Design Phase/Proposed Solution/Proposed Solution Template.docx
+++ b/Internship_Submission/Project Design Phase/Proposed Solution/Proposed Solution Template.docx
@@ -166,7 +166,7 @@
           <w:tcPr/>
           <w:p>
             <w:r>
-              <w:t>AeroTrade (Student: Arcot Yashashivini)</w:t>
+              <w:t>shopez_swadeshi (Student: Arcot Yashashivini)</w:t>
             </w:r>
           </w:p>
         </w:tc>
@@ -395,7 +395,7 @@
           <w:tcPr/>
           <w:p>
             <w:r>
-              <w:t>AeroTrade is a high-performance web terminal that simulates real-time stock trading using a MERN stack. It features a trader dashboard with live Yahoo Finance chart synchronization, HTML5 Canvas sparkline histories, Google News RSS, SVG sector diagrams, and an admin portal with CRUD capabilities and a global transaction ledger.</w:t>
+              <w:t>shopez_swadeshi is a high-performance web terminal that simulates real-time stock shopez_swadeshi using a MERN stack. It features a trader dashboard with live Yahoo Finance chart synchronization, HTML5 Canvas sparkline histories, Google News RSS, SVG sector diagrams, and an admin portal with CRUD capabilities and a global transaction ledger.</w:t>
             </w:r>
           </w:p>
         </w:tc>
